--- a/Documentation/PrintIndex.docx
+++ b/Documentation/PrintIndex.docx
@@ -12,6 +12,7 @@
           <w:szCs w:val="40"/>
         </w:rPr>
       </w:pPr>
+      <w:proofErr w:type="spellStart"/>
       <w:r>
         <w:rPr>
           <w:b/>
@@ -19,7 +20,26 @@
           <w:sz w:val="40"/>
           <w:szCs w:val="40"/>
         </w:rPr>
-        <w:t>Printout Index</w:t>
+        <w:t>Documentation</w:t>
+      </w:r>
+      <w:r>
+        <w:rPr>
+          <w:b/>
+          <w:color w:val="262626" w:themeColor="text1" w:themeTint="D9"/>
+          <w:sz w:val="40"/>
+          <w:szCs w:val="40"/>
+        </w:rPr>
+        <w:t>Printout</w:t>
+      </w:r>
+      <w:proofErr w:type="spellEnd"/>
+      <w:r>
+        <w:rPr>
+          <w:b/>
+          <w:color w:val="262626" w:themeColor="text1" w:themeTint="D9"/>
+          <w:sz w:val="40"/>
+          <w:szCs w:val="40"/>
+        </w:rPr>
+        <w:t xml:space="preserve"> Index</w:t>
       </w:r>
     </w:p>
     <w:p>
@@ -355,9 +375,17 @@
       <w:r>
         <w:t xml:space="preserve">Library / </w:t>
       </w:r>
-      <w:r>
-        <w:t>Tax Tools</w:t>
-      </w:r>
+      <w:proofErr w:type="spellStart"/>
+      <w:r>
+        <w:t>T</w:t>
+      </w:r>
+      <w:r>
+        <w:t>AX</w:t>
+      </w:r>
+      <w:r>
+        <w:t>Tools</w:t>
+      </w:r>
+      <w:proofErr w:type="spellEnd"/>
       <w:r>
         <w:tab/>
       </w:r>
@@ -398,6 +426,18 @@
         <w:ind w:left="720"/>
       </w:pPr>
       <w:r>
+        <w:t>Library / Input S</w:t>
+      </w:r>
+      <w:r>
+        <w:t>heets</w:t>
+      </w:r>
+    </w:p>
+    <w:p>
+      <w:pPr>
+        <w:pStyle w:val="ListParagraph"/>
+        <w:ind w:left="720"/>
+      </w:pPr>
+      <w:r>
         <w:t>Tax Form</w:t>
       </w:r>
       <w:r>
@@ -413,7 +453,13 @@
         <w:ind w:left="720"/>
       </w:pPr>
       <w:r>
-        <w:t xml:space="preserve">Test / </w:t>
+        <w:t>Test</w:t>
+      </w:r>
+      <w:r>
+        <w:t>s</w:t>
+      </w:r>
+      <w:r>
+        <w:t xml:space="preserve"> / </w:t>
       </w:r>
       <w:r>
         <w:t>Printed Results</w:t>
@@ -428,7 +474,13 @@
         <w:ind w:left="720"/>
       </w:pPr>
       <w:r>
-        <w:t xml:space="preserve">Test / </w:t>
+        <w:t>Test</w:t>
+      </w:r>
+      <w:r>
+        <w:t>s</w:t>
+      </w:r>
+      <w:r>
+        <w:t xml:space="preserve"> / </w:t>
       </w:r>
       <w:r>
         <w:t xml:space="preserve">Saved </w:t>
